--- a/actividad-4.docx
+++ b/actividad-4.docx
@@ -171,8 +171,6 @@
         </w:rPr>
         <w:t>Sandra Bautista</w:t>
       </w:r>
-      <w:bookmarkStart w:id="13" w:name="_GoBack"/>
-      <w:bookmarkEnd w:id="13"/>
     </w:p>
     <w:p>
       <w:pPr>
@@ -1706,7 +1704,7 @@
           <w:rFonts w:hint="default"/>
           <w:lang w:val="es-ES"/>
         </w:rPr>
-        <w:t>https://youtu.be/CWpnHw-3Dec</w:t>
+        <w:t>https://youtu.be/xkOSGU_80lI</w:t>
       </w:r>
       <w:r>
         <w:rPr>
@@ -1714,7 +1712,9 @@
         </w:rPr>
         <w:br w:type="page"/>
       </w:r>
-    </w:p>
+      <w:bookmarkStart w:id="13" w:name="_GoBack"/>
+    </w:p>
+    <w:bookmarkEnd w:id="13"/>
     <w:p>
       <w:pPr>
         <w:pStyle w:val="2"/>
